--- a/MIMs-latest-nl.docx
+++ b/MIMs-latest-nl.docx
@@ -86,7 +86,7 @@
           <w:color w:val="003399"/>
           <w:sz w:val="52"/>
         </w:rPr>
-        <w:t>Checklist voor aanbestedingen met behulp van de Minimale Interoperabiliteitsmechanismen (MIM's)</w:t>
+        <w:t>Checklist voor aanbestedingen gebaseerd op de Minimale Interoperabiliteitsmechanismen (MIM's)</w:t>
       </w:r>
     </w:p>
     <w:p>
@@ -101,7 +101,7 @@
           <w:color w:val="C2186F"/>
           <w:sz w:val="30"/>
         </w:rPr>
-        <w:t>Wat u opneemt in een aanbesteding zodat uw stad eigenaar blijft van haar data</w:t>
+        <w:t>Wat u opneemt in de aanbestedingsstukken zodat de stad de controle over haar data behoudt</w:t>
       </w:r>
     </w:p>
     <w:p>
@@ -116,7 +116,7 @@
           <w:color w:val="5A5A6E"/>
           <w:sz w:val="22"/>
         </w:rPr>
-        <w:t>Voor MIMs Plus 9.0 door OASC</w:t>
+        <w:t>Specificatie: MIMs Plus 9.0 door OASC</w:t>
       </w:r>
     </w:p>
     <w:p>
@@ -131,7 +131,7 @@
           <w:color w:val="5A5A6E"/>
           <w:sz w:val="18"/>
         </w:rPr>
-        <w:t>Voor inkopers, projectleiders en CIO's van Europese gemeenten</w:t>
+        <w:t>Voor inkopers, projectleiders en IT-managers van Europese gemeenten</w:t>
       </w:r>
     </w:p>
     <w:p>
@@ -165,7 +165,7 @@
           <w:color w:val="003399"/>
           <w:sz w:val="36"/>
         </w:rPr>
-        <w:t>Waarom deze gids</w:t>
+        <w:t>Doel van deze gids</w:t>
       </w:r>
     </w:p>
     <w:p>
@@ -191,7 +191,7 @@
           <w:i w:val="0"/>
           <w:sz w:val="21"/>
         </w:rPr>
-        <w:t>Dat kan anders. De Minimale Interoperabiliteitsmechanismen (MIM's), beheerd door Open &amp; Agile Smart Cities (OASC) en ondersteund door de Europese living-in.eu-beweging, beschrijven de minimale technische eisen die uw data open, herbruikbaar en leveranciersonafhankelijk houden. Ze zijn bewust compact gehouden: geen omvangrijke architectuur, maar precies de weinige randvoorwaarden die nodig zijn om systemen met elkaar te laten communiceren.</w:t>
+        <w:t>Dat kan anders. De Minimale Interoperabiliteitsmechanismen (MIM's), beheerd door Open &amp; Agile Smart Cities (OASC) en ondersteund door de Europese living-in.eu-beweging, beschrijven de minimale technische eisen die uw data open, herbruikbaar en leveranciersonafhankelijk houden. Ze zijn bewust compact gehouden: geen omvangrijke architectuur, maar precies de weinige randvoorwaarden die nodig zijn om systemen gegevens te laten uitwisselen.</w:t>
       </w:r>
     </w:p>
     <w:p>
@@ -204,7 +204,7 @@
           <w:i w:val="0"/>
           <w:sz w:val="21"/>
         </w:rPr>
-        <w:t>U hoeft geen ingenieur te zijn om ze te gebruiken. Elke checklist vertaalt één MIM naar heldere checklistpunten die u rechtstreeks in een aanbesteding kunt overnemen, inclusief de toelichting waarom elk punt u beschermt. Direct na de checklist vindt u elke eis van die MIM, woord voor woord, zodat uw technische collega's en uw inschrijvers de details kunnen verifiëren.</w:t>
+        <w:t>Er is geen technische achtergrond nodig om deze gids te gebruiken. Elke checklist vertaalt één MIM naar heldere checklistpunten die u kunt overnemen in een aanbesteding, inclusief de toelichting waarom elk punt u beschermt. Direct na de checklist vindt u elke eis van die MIM, woord voor woord, zodat uw technische collega's en uw inschrijvers de details kunnen controleren.</w:t>
       </w:r>
     </w:p>
     <w:p>
@@ -839,7 +839,7 @@
                 <w:i w:val="0"/>
                 <w:sz w:val="19"/>
               </w:rPr>
-              <w:t>De checklistpunten hanteren de formulering "moet", ook waar de specificatie slechts een aanbeveling doet (zou moeten) of een kandidaat-mechanisme noemt. Dat is een beleidsmatige keuze van de aanbestedende dienst.</w:t>
+              <w:t>De checklistpunten formuleren elk punt als een eis, ook waar de specificatie slechts een aanbeveling doet (zou moeten) of een kandidaat-mechanisme noemt. Dat is de beslissing van de aanbestedende dienst.</w:t>
             </w:r>
           </w:p>
         </w:tc>
@@ -888,7 +888,7 @@
           <w:i w:val="0"/>
           <w:sz w:val="21"/>
         </w:rPr>
-        <w:t>Zeven compacte mechanismen, één doel: uw data blijft van u, en uw systemen kunnen met elkaar communiceren.</w:t>
+        <w:t>Zeven compacte mechanismen, één doel: de data blijft onder controle van de stad en de systemen werken samen.</w:t>
       </w:r>
     </w:p>
     <w:p>
@@ -1945,7 +1945,7 @@
                 <w:i w:val="0"/>
                 <w:sz w:val="18"/>
               </w:rPr>
-              <w:t>Kosten per verzoek voor de eigen data van de stad (zie het beding “Geen kosten per werkplek / per verzoek”).</w:t>
+              <w:t>Kosten per verzoek voor de eigen data van de stad (zie het beding „Geen kosten voor eigen data”).</w:t>
             </w:r>
           </w:p>
         </w:tc>
@@ -2478,7 +2478,7 @@
               <w:br/>
               <w:t>API's ZOUDEN MOETEN ondersteuning bieden voor het abonneren op wijzigingen waar van toepassing</w:t>
               <w:br/>
-              <w:t>API's ZOUDEN MOETEN het tijdstempel van de eerstvolgende verwachte update tonen</w:t>
+              <w:t>API's ZOUDEN het tijdstempel van de eerstvolgende verwachte update MOETEN tonen</w:t>
               <w:br/>
               <w:t>API's ZOUDEN MOETEN expliciet versiebeheer van eindpunten ondersteunen</w:t>
               <w:br/>
@@ -3059,7 +3059,7 @@
           <w:i w:val="0"/>
           <w:sz w:val="20"/>
         </w:rPr>
-        <w:t>Identificatiecodes bevatten geen interne leveranciersgegevens (zoals interne database-sleutels of servernamen).</w:t>
+        <w:t>Identificatiecodes bevatten geen interne leveranciersgegevens (zoals database-rij-ID's of serverhostnamen).</w:t>
       </w:r>
     </w:p>
     <w:p>
@@ -3767,7 +3767,7 @@
                 <w:color w:val="003399"/>
                 <w:sz w:val="16"/>
               </w:rPr>
-              <w:t>Entiteiten kunnen worden (ge)derefereerd</w:t>
+              <w:t>Entiteiten kunnen worden gerefereerd en gederefereerd</w:t>
             </w:r>
           </w:p>
         </w:tc>
@@ -4206,7 +4206,7 @@
           <w:i w:val="0"/>
           <w:sz w:val="20"/>
         </w:rPr>
-        <w:t>Uitbreidingen worden geleverd als gedocumenteerde profielen/toevoegingen bovenop het standaardmodel — nooit als een gewijzigde, afgesplitste versie.</w:t>
+        <w:t>Uitbreidingen worden geleverd als gedocumenteerde profielen/toevoegingen bovenop het standaardmodel — nooit als een gewijzigde private fork.</w:t>
       </w:r>
     </w:p>
     <w:p>
@@ -4335,7 +4335,7 @@
                 <w:i w:val="0"/>
                 <w:sz w:val="18"/>
               </w:rPr>
-              <w:t>Eén dashboard kan data van meerdere leveranciers inlezen zonder tussenkomst van koppelvlakken.</w:t>
+              <w:t>Eén dashboard kan data van meerdere leveranciers inlezen zonder tussenkomst van adapters.</w:t>
             </w:r>
           </w:p>
           <w:p>
@@ -4969,7 +4969,7 @@
                 <w:i w:val="0"/>
                 <w:sz w:val="16"/>
               </w:rPr>
-              <w:t>De documentatie van het datatransportformaat zou voldoende moeten zijn om het bouwen van een niet-merkgebonden applicatie of interpreter mogelijk te maken die in staat is om alle data die in een dergelijk dataformaat is opgeslagen te reconstrueren.</w:t>
+              <w:t>De documentatie van het datatransportformaat zou voldoende moeten zijn om het bouwen van een leveranciersonafhankelijke applicatie of interpreter mogelijk te maken die in staat is alle data die in een dergelijk dataformaat is opgeslagen te reconstrueren.</w:t>
             </w:r>
           </w:p>
         </w:tc>
@@ -4985,7 +4985,7 @@
                 <w:color w:val="5A5A6E"/>
                 <w:sz w:val="16"/>
               </w:rPr>
-              <w:t>The documentation of the data transport format should be sufficient to allow the creation of non-proprietary application or interpretor that is able to reconstruct all the data stored in such a data format.</w:t>
+              <w:t>The documentation of the data transport format should be sufficient to allow the creation of non-proprietary application or interpretor [sic] that is able to reconstruct all the data stored in such a data format.</w:t>
             </w:r>
           </w:p>
         </w:tc>
@@ -5218,7 +5218,7 @@
                 <w:i w:val="0"/>
                 <w:sz w:val="16"/>
               </w:rPr>
-              <w:t>De verbijzonderingen of uitbreidingen die in het toepassingsprofiel van het model worden geïntroduceerd, zouden goed moeten worden gedocumenteerd, los van het basisdatamodel</w:t>
+              <w:t>De specialisaties of uitbreidingen die in het toepassingsprofiel van het model worden geïntroduceerd, zouden goed moeten worden gedocumenteerd, los van het basisdatamodel</w:t>
             </w:r>
           </w:p>
         </w:tc>
@@ -5317,7 +5317,7 @@
           <w:i w:val="0"/>
           <w:sz w:val="20"/>
         </w:rPr>
-        <w:t>Niet alle gemeentelijke data kan openbaar worden gepubliceerd: sommige data is commercieel vertrouwelijk, andere privacygevoelig. MIM3 borgt dat ook deze data veilig kan worden gedeeld: via een doorzoekbare datacatalogus, standaardlicenties in plaats van maatwerkcontracten, en heldere governanceregels die voor iedereen toegankelijk zijn. De specificatie formuleert vrijwel de gehele MIM3 als een aanbeveling (zie blz. 3).</w:t>
+        <w:t>Niet alle gemeentelijke data kan eenvoudig worden gepubliceerd: sommige is commercieel, andere privacygevoelig. MIM3 borgt dat de rest alsnog veilig kan worden gedeeld: via een catalogus die men kan doorzoeken, licenties op basis van standaarden in plaats van juridisch maatwerk, en governanceregels die iedereen kan lezen. De specificatie formuleert vrijwel de gehele MIM3 als een aanbeveling (zie blz. 3).</w:t>
       </w:r>
     </w:p>
     <w:p>
@@ -5402,7 +5402,7 @@
           <w:i w:val="0"/>
           <w:sz w:val="20"/>
         </w:rPr>
-        <w:t>Voorwaarden en licenties voor datagebruik zijn gebaseerd op gangbare standaarden (bijv. open licenties, standaardovereenkomsten voor gegevensuitwisseling), niet op afzonderlijk opgesteld juridisch maatwerk per dataset.</w:t>
+        <w:t>Voorwaarden en licenties voor datagebruik zijn gebaseerd op algemeen bekende standaardsjablonen (bijv. open licenties, modelovereenkomsten voor gegevensuitwisseling), niet op afzonderlijk juridisch maatwerk per dataset.</w:t>
       </w:r>
     </w:p>
     <w:p>
@@ -5416,7 +5416,7 @@
           <w:color w:val="5A5A6E"/>
           <w:sz w:val="18"/>
         </w:rPr>
-        <w:t xml:space="preserve">Afspraken zijn schaalbaar; juridische afdelingen vormen geen knelpunt.   </w:t>
+        <w:t xml:space="preserve">Afspraken schalen zonder juridische beoordeling per geval.   </w:t>
       </w:r>
       <w:r>
         <w:rPr>
@@ -5470,7 +5470,7 @@
           <w:color w:val="5A5A6E"/>
           <w:sz w:val="18"/>
         </w:rPr>
-        <w:t xml:space="preserve">Het bestuur blijft bij de gemeente.   </w:t>
+        <w:t xml:space="preserve">De regie en data-governance blijven bij de gemeente.   </w:t>
       </w:r>
       <w:r>
         <w:rPr>
@@ -5617,7 +5617,7 @@
                 <w:i w:val="0"/>
                 <w:sz w:val="18"/>
               </w:rPr>
-              <w:t>De leverancier claimt rechten op de data van de stad (zie het beding “Data-eigenaarschap”).</w:t>
+              <w:t>De leverancier claimt rechten op de data van de stad (zie het beding „Rechten op de data”).</w:t>
             </w:r>
           </w:p>
           <w:p>
@@ -6063,7 +6063,7 @@
                 <w:i w:val="0"/>
                 <w:sz w:val="16"/>
               </w:rPr>
-              <w:t>Voorwaarden voor een gegevensuitwisseling zouden moeten worden uitgedrukt via datalicenties of overeenkomsten voor gegevensuitwisseling gebaseerd op duidelijk gedefinieerde formats of standaarden.</w:t>
+              <w:t>Voorwaarden voor een gegevensuitwisseling zouden moeten worden uitgedrukt via datalicenties of overeenkomsten voor gegevensuitwisseling gebaseerd op duidelijk gedefinieerde standaardsjablonen of standaarden.</w:t>
             </w:r>
           </w:p>
         </w:tc>
@@ -7223,7 +7223,7 @@
           <w:color w:val="003399"/>
           <w:sz w:val="36"/>
         </w:rPr>
-        <w:t>MIM6 · Is onze data veilig tijdens overdracht en gebruik?</w:t>
+        <w:t>MIM6 · Is onze data veilig?</w:t>
       </w:r>
     </w:p>
     <w:p>
@@ -7467,7 +7467,7 @@
           <w:i w:val="0"/>
           <w:sz w:val="20"/>
         </w:rPr>
-        <w:t>De leverancier moet aantonen te handelen conform ISO/IEC 27001:2022 (of gelijkwaardig) voor de geleverde dienstverlening.</w:t>
+        <w:t>De inschrijver toont aantoonbare aansluiting bij ISO/IEC 27001:2022 (of gelijkwaardig) aan voor de dienst die hij levert.</w:t>
       </w:r>
     </w:p>
     <w:p>
@@ -7586,7 +7586,7 @@
                 <w:i w:val="0"/>
                 <w:sz w:val="18"/>
               </w:rPr>
-              <w:t>Bij incidenten tonen de logs direct aan wat er is gebeurd en door wie.</w:t>
+              <w:t>Na een incident tonen de logs wat er is gebeurd en wie heeft gehandeld.</w:t>
             </w:r>
           </w:p>
         </w:tc>
@@ -7896,7 +7896,7 @@
                 <w:i w:val="0"/>
                 <w:sz w:val="16"/>
               </w:rPr>
-              <w:t>Toegangsrechten tot informatie en andere bijbehorende bedrijfsmiddelen MOETEN worden verleend, beoordeeld, gewijzigd en ingetrokken in overeenstemming met het beleid van de organisatie inzake toegangsbeveiliging. (ISO 27001 5.18: Toegangsrechten)</w:t>
+              <w:t>Toegangsrechten tot informatie en andere bijbehorende bedrijfsmiddelen MOETEN worden verleend, beoordeeld, gewijzigd en ingetrokken in overeenstemming met het beleid en de regels van de organisatie inzake toegangsbeheer. (ISO 27001 5.18: Toegangsrechten)</w:t>
             </w:r>
           </w:p>
         </w:tc>
@@ -8635,7 +8635,7 @@
           <w:i w:val="0"/>
           <w:sz w:val="20"/>
         </w:rPr>
-        <w:t>Georuimtelijke data is gecodeerd in open standaarden (GeoJSON, CityJSON; GML/CityGML waar vereist).</w:t>
+        <w:t>Georuimtelijke data is gecodeerd in open formaten (GeoJSON, CityJSON; GML/CityGML waar vereist).</w:t>
       </w:r>
     </w:p>
     <w:p>
@@ -9052,7 +9052,7 @@
                 <w:i w:val="0"/>
                 <w:sz w:val="16"/>
               </w:rPr>
-              <w:t>Georuimtelijke data moet worden ontsloten via een op standaarden gebaseerde webservicestructuur.</w:t>
+              <w:t>Georuimtelijke data moet worden ontsloten via een op standaarden gebaseerde webservice-interface.</w:t>
             </w:r>
           </w:p>
         </w:tc>
@@ -9590,7 +9590,7 @@
           <w:i w:val="0"/>
           <w:sz w:val="20"/>
         </w:rPr>
-        <w:t>Datasets, invoergegevens van rekenmodellen en simulatieresultaten zijn toegankelijk via API's (conform MIM0) en zitten niet opgesloten in de digitale tweeling.</w:t>
+        <w:t>Datasets, invoergegevens voor modellen en simulatieresultaten zijn toegankelijk via API's (conform MIM0) en zitten niet opgesloten in de digitale tweeling.</w:t>
       </w:r>
     </w:p>
     <w:p>
@@ -9698,7 +9698,7 @@
           <w:i w:val="0"/>
           <w:sz w:val="20"/>
         </w:rPr>
-        <w:t>Uitvoerbestanden maken gebruik van open formaten (GeoJSON, CityJSON, 3D Tiles, NetCDF…) die kunnen worden verwerkt door software van derden.</w:t>
+        <w:t>Uitvoergegevens maken gebruik van standaardformaten (GeoJSON, CityJSON, 3D Tiles, NetCDF…) die leesbaar zijn voor tools van derden.</w:t>
       </w:r>
     </w:p>
     <w:p>
@@ -10212,7 +10212,7 @@
                 <w:i w:val="0"/>
                 <w:sz w:val="16"/>
               </w:rPr>
-              <w:t>Deze bekwaamheid steunt op MIM3 (Uitwisselen van data) voor gegevensuitwisseling.</w:t>
+              <w:t>Deze functionaliteit steunt op MIM3 (Uitwisselen van data) voor gegevensuitwisseling.</w:t>
             </w:r>
           </w:p>
         </w:tc>
@@ -10314,7 +10314,7 @@
                 <w:i w:val="0"/>
                 <w:sz w:val="16"/>
               </w:rPr>
-              <w:t>Het model zou standaard modelmetadata moeten verstrekken, met inbegrip van een beschrijving van de methoden en parameters, en dataparameters (hetzij op waarde, hetzij op referentie). Hiertoe zouden gangbare metadatastandaarden moeten worden gebruikt.</w:t>
+              <w:t>Het model zou standaard modelmetadata moeten verstrekken, met inbegrip van een beschrijving van de methoden en parameters, en dataparameters (op basis van waarde of referentie). Hiertoe zouden gangbare metadatastandaarden moeten worden gebruikt.</w:t>
             </w:r>
           </w:p>
         </w:tc>
@@ -10562,7 +10562,7 @@
                 <w:color w:val="003399"/>
                 <w:sz w:val="16"/>
               </w:rPr>
-              <w:t>Coördineer en beheer data, modellen en verwerkingswerkprocessen binnen een LDT (intra-LDT) en tussen LDT's (inter-LDT)</w:t>
+              <w:t>Coördineer en beheer data, modellen en verwerkingsworkflows binnen een LDT (intra-LDT) en tussen LDT's (inter-LDT)</w:t>
             </w:r>
           </w:p>
         </w:tc>
@@ -11435,7 +11435,7 @@
           <w:i w:val="0"/>
           <w:sz w:val="20"/>
         </w:rPr>
-        <w:t>Bij beëindiging van de overeenkomst wordt alle data van de gemeente (inclusief configuratiebestanden) zonder meerkosten overgedragen in open, gedocumenteerde formaten.</w:t>
+        <w:t>Bij beëindiging van de overeenkomst wordt alle data van de gemeente (inclusief configuratie) zonder meerkosten overgedragen in open, gedocumenteerde formaten.</w:t>
       </w:r>
     </w:p>
     <w:p>
@@ -11494,7 +11494,7 @@
           <w:color w:val="003399"/>
           <w:sz w:val="21"/>
         </w:rPr>
-        <w:t>X.3  Geen kosten per gebruiker of per gegevensopvraag</w:t>
+        <w:t>X.3  Geen kosten voor eigen data</w:t>
       </w:r>
     </w:p>
     <w:p>
@@ -11507,7 +11507,7 @@
           <w:i w:val="0"/>
           <w:sz w:val="20"/>
         </w:rPr>
-        <w:t>Geen kosten voor de stad om toegang te krijgen tot haar eigen data.</w:t>
+        <w:t>De aanbestedende dienst betaalt geen kosten voor toegang tot haar eigen data, noch per gebruiker noch per verzoek.</w:t>
       </w:r>
     </w:p>
     <w:p>
@@ -11579,7 +11579,7 @@
           <w:i w:val="0"/>
           <w:sz w:val="20"/>
         </w:rPr>
-        <w:t>Inschrijvers tonen de conformiteit aan tijdens de inschrijvingsbeoordeling in plaats van te volstaan met eigen verklaringen. Voor een API omvat dit gepubliceerde interactieve documentatie (zoals OpenAPI) en een werkende live-aanroep die geldige data retourneert. Elk aangevinkt punt wordt bij oplevering opnieuw getoetst.</w:t>
+        <w:t>Inschrijvers tonen de conformiteit aan tijdens de inschrijvingsbeoordeling in plaats van louter vormvrije verklaringen. Voor een API omvat dit gepubliceerde interactieve documentatie (zoals OpenAPI) en een werkende live-aanroep die geldige data retourneert. Elk aangevinkt punt wordt bij oplevering opnieuw getoetst.</w:t>
       </w:r>
     </w:p>
     <w:p>
@@ -11615,7 +11615,7 @@
           <w:i w:val="0"/>
           <w:sz w:val="20"/>
         </w:rPr>
-        <w:t>De aanbesteding vermeldt de bovenstaande normen; bij claims van compatibiliteit moeten de exacte interface en versie worden gespecificeerd. Elke verwijzing naar een norm of technische specificatie staat open voor een gelijkwaardige oplossing; de inschrijver toont de gelijkwaardigheid aan.</w:t>
+        <w:t>De aanbesteding noemt specifieke normen; claims van „compatibel met” moeten de exacte interface en versie vermelden. Elke verwijzing naar een norm of technische specificatie staat open voor een gelijkwaardige oplossing; de inschrijver toont de gelijkwaardigheid aan.</w:t>
       </w:r>
     </w:p>
     <w:p>
@@ -11651,7 +11651,7 @@
           <w:i w:val="0"/>
           <w:sz w:val="20"/>
         </w:rPr>
-        <w:t>De inschrijver vult de conformiteitstabel (blz. 28) in; deze vormt een integraal onderdeel van de overeenkomst.</w:t>
+        <w:t>De inschrijver vult de conformiteitstabel (blz. 28) in; deze wordt als bijlage aan de overeenkomst gehecht.</w:t>
       </w:r>
     </w:p>
     <w:p>
@@ -11683,7 +11683,7 @@
           <w:i w:val="0"/>
           <w:sz w:val="20"/>
         </w:rPr>
-        <w:t>Aangevinkte pagina's: MIM0, MIM1, MIM2, MIM6 en MIM7 (de data wordt op een kaart getoond). Van MIM3 uitsluitend punt 3.1 (luchtkwaliteitsdata wordt gepubliceerd als open data, dus opname in een catalogus is vereist); MIM8 is niet aangevinkt: er is hier geen sprake van een digitale tweeling.</w:t>
+        <w:t>Aangevinkte pagina's: MIM0, MIM1, MIM2, MIM6 en MIM7 (de data wordt op een kaart getoond). Van MIM3 uitsluitend punt 3.1 (luchtkwaliteitsdata wordt gepubliceerd als open data, dus hoort thuis in een catalogus); MIM8 is niet van toepassing: het systeem is geen digitale tweeling.</w:t>
       </w:r>
     </w:p>
     <w:p>
@@ -11955,7 +11955,7 @@
                 <w:i w:val="0"/>
                 <w:sz w:val="18"/>
               </w:rPr>
-              <w:t>Exitregeling, Rechten op de data, Geen kosten per gebruiker of opvraag, API-stabiliteit en versiebeheer; de ingevulde conformiteitstabel als bijlage</w:t>
+              <w:t>Exitregeling, Rechten op de data, Geen kosten voor eigen data, API-stabiliteit en versiebeheer; de ingevulde conformiteitstabel als bijlage</w:t>
             </w:r>
           </w:p>
         </w:tc>
@@ -12112,7 +12112,7 @@
           <w:i w:val="0"/>
           <w:sz w:val="19"/>
         </w:rPr>
-        <w:t>4.3.23 De inschrijver vult de conformiteitstabel (bijlage bij de aanbestedingsstukken) volledig in en levert het bewijs voor elk vereist onderdeel. De inschrijver toont de punten 4.3.1 tot en met 4.3.21 aan middels een live API-aanroep tijdens de beoordeling van de inschrijvingen; de aanbestedende dienst toetst deze opnieuw bij de oplevering en acceptatie. Het niet voldoen hieraan leidt tot weigering van acceptatie.</w:t>
+        <w:t>4.3.23 De inschrijver vult de conformiteitstabel (bijlage bij de aanbestedingsstukken) in en levert het bewijs voor elk vereist punt. Tijdens de beoordeling van de inschrijvingen toont de inschrijver de punten 4.3.1 tot en met 4.3.21 aan (bijvoorbeeld met een live API-aanroep); een inschrijving die niet voldoet aan een vereist punt, voldoet niet aan de minimumeisen van de opdracht. De aanbestedende dienst toetst de punten opnieuw bij acceptatie; een tekortkoming is dan een reden om acceptatie te weigeren.</w:t>
       </w:r>
     </w:p>
     <w:p>
@@ -12486,7 +12486,7 @@
           <w:color w:val="5A5A6E"/>
           <w:sz w:val="18"/>
         </w:rPr>
-        <w:t>Een belofte voor de toekomst is N: de commissie controleert alleen wat de inschrijver kan aantonen.</w:t>
+        <w:t>Een belofte voor toekomstige functionaliteit geldt als N: de commissie controleert alleen wat de inschrijver kan aantonen. Voor een vereist punt betekent N dat de inschrijving niet voldoet aan de eisen voor het voorwerp van de opdracht.</w:t>
       </w:r>
     </w:p>
     <w:p>
@@ -13369,7 +13369,7 @@
                 <w:i w:val="0"/>
                 <w:sz w:val="17"/>
               </w:rPr>
-              <w:t>Systeemoverschrijdende mapping van identificaties</w:t>
+              <w:t>Systeemoverschrijdende mapping van identificatiecodes</w:t>
             </w:r>
           </w:p>
         </w:tc>
@@ -14135,7 +14135,7 @@
                 <w:color w:val="FFFFFF"/>
                 <w:sz w:val="17"/>
               </w:rPr>
-              <w:t>MIM6 · Is onze data veilig tijdens overdracht en gebruik?</w:t>
+              <w:t>MIM6 · Is onze data veilig?</w:t>
             </w:r>
           </w:p>
         </w:tc>
@@ -15109,7 +15109,7 @@
                 <w:i w:val="0"/>
                 <w:sz w:val="17"/>
               </w:rPr>
-              <w:t>Herkomst van werkprocessen vastgelegd</w:t>
+              <w:t>Herkomst van data en resultaten in werkprocessen vastgelegd</w:t>
             </w:r>
           </w:p>
         </w:tc>
@@ -15645,7 +15645,7 @@
           <w:i w:val="0"/>
           <w:sz w:val="20"/>
         </w:rPr>
-        <w:t>Register van numerieke codes voor coördinatenreferentiesystemen (bijv. EPSG:4326 voor WGS 84, of EPSG:28992 voor Amersfoort/RD Nieuw).</w:t>
+        <w:t>Register van numerieke codes voor coördinatenreferentiesystemen (bijv. EPSG:4326 voor WGS 84).</w:t>
       </w:r>
     </w:p>
     <w:p>
@@ -15843,7 +15843,7 @@
           <w:i w:val="0"/>
           <w:sz w:val="20"/>
         </w:rPr>
-        <w:t>Een technische regel die iedereen mag lezen en implementeren zonder te betalen of toestemming te vragen.</w:t>
+        <w:t>Een technische regel die iedereen kosteloos en zonder speciale toestemming mag lezen en implementeren.</w:t>
       </w:r>
     </w:p>
     <w:p>
@@ -15931,7 +15931,7 @@
           <w:i w:val="0"/>
           <w:sz w:val="20"/>
         </w:rPr>
-        <w:t>Wanneer het verlaten van een leverancier zoveel kost — in data, formaten of kosten — dat u feitelijk niet weg kunt.</w:t>
+        <w:t>Een situatie waarin de kosten van data, formaten of vergoedingen een verandering van leverancier praktisch onmogelijk maken.</w:t>
       </w:r>
     </w:p>
     <w:p>
@@ -16124,7 +16124,7 @@
           <w:color w:val="5A5A6E"/>
           <w:sz w:val="17"/>
         </w:rPr>
-        <w:t>v9.0.6 · 2026-09-18</w:t>
+        <w:t>v9.0.7 · 2026-09-19</w:t>
       </w:r>
     </w:p>
     <w:sectPr>
@@ -16152,7 +16152,7 @@
         <w:color w:val="5A5A6E"/>
         <w:sz w:val="16"/>
       </w:rPr>
-      <w:t xml:space="preserve">Checklist voor aanbestedingen met behulp van de Minimale Interoperabiliteitsmechanismen (MIM's) · MIMs Plus 9.0 · v9.0.6 · 2026-09-18  ·  </w:t>
+      <w:t xml:space="preserve">Checklist voor aanbestedingen gebaseerd op de Minimale Interoperabiliteitsmechanismen (MIM's) · MIMs Plus 9.0 · v9.0.7 · 2026-09-19  ·  </w:t>
     </w:r>
     <w:fldSimple w:instr="PAGE"/>
   </w:p>
